--- a/START_HERE.docx
+++ b/START_HERE.docx
@@ -57,7 +57,7 @@
         <w:rPr>
           <w:sz w:val="18"/>
         </w:rPr>
-        <w:t>Grigore T. Popa University of Medicine and Pharmacy Publishing House</w:t>
+        <w:t>Developed and maintained by the authors</w:t>
       </w:r>
     </w:p>
     <w:p>
@@ -2439,7 +2439,7 @@
                 <w:color w:val="303236"/>
                 <w:sz w:val="17"/>
               </w:rPr>
-              <w:t>https://github.com/ai-healthcare-economics/digital-resource-companion</w:t>
+              <w:t>https://github.com/ai-healthcare-management-economics/digital-resource-companion</w:t>
             </w:r>
           </w:p>
         </w:tc>
@@ -2482,7 +2482,7 @@
                 <w:color w:val="303236"/>
                 <w:sz w:val="17"/>
               </w:rPr>
-              <w:t>https://ai-healthcare-economics.github.io/digital-resource-companion/</w:t>
+              <w:t>https://ai-healthcare-management-economics.github.io/digital-resource-companion/</w:t>
             </w:r>
           </w:p>
         </w:tc>

--- a/START_HERE.docx
+++ b/START_HERE.docx
@@ -62,7 +62,7 @@
     </w:p>
     <w:p>
       <w:r>
-        <w:t>V1.0 · 16 September 2026</w:t>
+        <w:t>V1.0 | September 2026</w:t>
       </w:r>
     </w:p>
     <w:p>
@@ -361,7 +361,7 @@
                 <w:color w:val="303236"/>
                 <w:sz w:val="18"/>
               </w:rPr>
-              <w:t>The consolidated Core Resource Forms, consolidated Core Resource Workbook, practical guidance, licence, disclaimer, and package manifest.</w:t>
+              <w:t>The consolidated Core Resource Forms, consolidated Core Resource Workbook, practical guidance, licence, disclaimer, and checksums.</w:t>
             </w:r>
           </w:p>
         </w:tc>
@@ -477,12 +477,7 @@
               <w:spacing w:after="60" w:before="60" w:line="252" w:lineRule="auto"/>
             </w:pPr>
             <w:r>
-              <w:rPr>
-                <w:rFonts w:ascii="Aptos" w:hAnsi="Aptos"/>
-                <w:color w:val="303236"/>
-                <w:sz w:val="18"/>
-              </w:rPr>
-              <w:t>A book-like PDF and Word volume explaining the companion architecture, resources, cases, methods, and recommended use.</w:t>
+              <w:t>A readable PDF explaining the architecture, resources, cases, methods, and recommended use; its editable Word source is retained in Canonical.</w:t>
             </w:r>
           </w:p>
         </w:tc>
@@ -490,7 +485,7 @@
     </w:tbl>
     <w:p>
       <w:r>
-        <w:t>Most readers should begin with the Web Companion or the Reader and Practitioner Edition. The Core Tools Pack is a convenience subset for focused work, not a separate edition. The Canonical Source supports maintenance, reproduction, technical extension, and preparation of future releases.</w:t>
+        <w:t>Most readers should begin with the Web Companion or Reader and Practitioner Edition. Both larger distributions contain the consolidated forms and workbook. The Core Tools Pack is supplied separately as a convenience subset, not as a nested archive or separate companion edition. Canonical retains the editable publication sources and full computational collection.</w:t>
       </w:r>
     </w:p>
     <w:p>
@@ -1212,7 +1207,7 @@
     </w:tbl>
     <w:p>
       <w:r>
-        <w:t>Stable resource identifiers remain unchanged for retained resources. Examples include AIHE-D02 for current decision-state documentation, AIHE-CASE12 for a model-update and renewal case, and AIHE-PY40 for advisory decision-state and trigger review.</w:t>
+        <w:t>The AIHE prefix is retained as the stable resource identifier. Examples include AIHE-D02 for the decision-state record, AIHE-CASE12 for the model-update and renewal case, and AIHE-PY40 for advisory decision-state and trigger review.</w:t>
       </w:r>
     </w:p>
     <w:p>
